--- a/VS Code Copilot Prompt 3.docx
+++ b/VS Code Copilot Prompt 3.docx
@@ -15,6 +15,12 @@
         <w:t>Develop a Python web application (with an index page and user interface) that enables users from the United States Forest Service to submit queries related to Federal Financial Assistance (Federal Grants). The application should provide summarized, authoritative responses based on regulatory rules and the full grants lifecycle (pre-award, post-award, closeout).</w:t>
       </w:r>
     </w:p>
+    <w:p/>
+    <w:p>
+      <w:r>
+        <w:t>(Mention allowing the user to upload key docs for analysis)</w:t>
+      </w:r>
+    </w:p>
     <w:p>
       <w:r>
         <w:pict w14:anchorId="6C2D4AE5">
@@ -209,6 +215,7 @@
           <w:b/>
           <w:bCs/>
         </w:rPr>
+        <w:lastRenderedPageBreak/>
         <w:t>Compliance Checks:</w:t>
       </w:r>
       <w:r>
@@ -228,7 +235,6 @@
           <w:b/>
           <w:bCs/>
         </w:rPr>
-        <w:lastRenderedPageBreak/>
         <w:t>Additional References:</w:t>
       </w:r>
       <w:r>
@@ -466,6 +472,7 @@
         </w:numPr>
       </w:pPr>
       <w:r>
+        <w:lastRenderedPageBreak/>
         <w:t>https://www.sam.gov</w:t>
       </w:r>
     </w:p>
